--- a/swh/docx/020.content.docx
+++ b/swh/docx/020.content.docx
@@ -19,7 +19,7 @@
         <w:rPr>
           <w:lang w:val="sw_KE" w:bidi="sw_KE"/>
         </w:rPr>
-        <w:t>Resource: Study Notes - Profiles (Tyndale)</w:t>
+        <w:t>Resource: Tyndale Open Study Notes</w:t>
       </w:r>
       <w:r>
         <w:rPr>
@@ -112,7 +112,7 @@
         <w:rPr>
           <w:lang w:val="sw_KE" w:bidi="sw_KE"/>
         </w:rPr>
-        <w:t>Study Notes - Profiles (Tyndale)</w:t>
+        <w:t>Tyndale Open Study Notes</w:t>
       </w:r>
     </w:p>
     <w:p>
@@ -150,26 +150,6 @@
           <w:lang w:val="sw_KE" w:bidi="sw_KE"/>
         </w:rPr>
         <w:t>Y</w:t>
-      </w:r>
-      <w:r>
-        <w:rPr>
-          <w:lang w:val="sw_KE" w:bidi="sw_KE"/>
-        </w:rPr>
-      </w:r>
-    </w:p>
-    <w:p>
-      <w:pPr/>
-      <w:r>
-        <w:rPr>
-          <w:lang w:val="sw_KE" w:bidi="sw_KE"/>
-        </w:rPr>
-      </w:r>
-      <w:r>
-        <w:rPr>
-          <w:i/>
-          <w:lang w:val="sw_KE" w:bidi="sw_KE"/>
-        </w:rPr>
-        <w:t>Yakobo, Yakobo, Mwana wa Zebedayo, Yakobo, Ndugu wa Yesu, Yehoshafati, Yeremia, Yeroboamu I, Yeroboamu wa Pili, Yethro (Reueli), Yezebeli, Yoabu, Yohana Marko, Yohana Mbatizaji, Yohana, Mwana wa Zebedayo, Yonathani, Yosefu, Yoshua, Yosia, Yuda, Yuda Iskariote</w:t>
       </w:r>
       <w:r>
         <w:rPr>
